--- a/屏保新建到完成流程说明.docx
+++ b/屏保新建到完成流程说明.docx
@@ -2,7 +2,7 @@
 <file path=word/document.xml><?xml version="1.0" encoding="utf-8"?>
 <w:document xmlns:w="http://schemas.openxmlformats.org/wordprocessingml/2006/main" xmlns:m="http://schemas.openxmlformats.org/officeDocument/2006/math" xmlns:r="http://schemas.openxmlformats.org/officeDocument/2006/relationships" xmlns:o="urn:schemas-microsoft-com:office:office" xmlns:v="urn:schemas-microsoft-com:vml" xmlns:w10="urn:schemas-microsoft-com:office:word" xmlns:a="http://schemas.openxmlformats.org/drawingml/2006/main" xmlns:pic="http://schemas.openxmlformats.org/drawingml/2006/picture" xmlns:wp="http://schemas.openxmlformats.org/drawingml/2006/wordprocessingDrawing">
   <w:body>
-    <w:bookmarkStart w:id="25" w:name="新建屏保到下发完成流程说明文档辅助"/>
+    <w:bookmarkStart w:id="24" w:name="新建屏保到下发完成流程说明文档辅助"/>
     <w:p>
       <w:pPr>
         <w:pStyle w:val="Heading1"/>
@@ -309,7 +309,7 @@
               <w:rPr>
                 <w:rFonts w:hint="eastAsia"/>
               </w:rPr>
-              <w:t xml:space="preserve">下发四步</w:t>
+              <w:t xml:space="preserve">下发三步</w:t>
             </w:r>
             <w:r>
               <w:t xml:space="preserve"> →</w:t>
@@ -403,7 +403,7 @@
               <w:rPr>
                 <w:rFonts w:hint="eastAsia"/>
               </w:rPr>
-              <w:t xml:space="preserve">→（保存主题后）自动进入下发四步</w:t>
+              <w:t xml:space="preserve">→（保存主题后）自动进入下发三步</w:t>
             </w:r>
             <w:r>
               <w:t xml:space="preserve"> →</w:t>
@@ -495,7 +495,7 @@
           <w:b/>
           <w:bCs/>
         </w:rPr>
-        <w:t xml:space="preserve">4 </w:t>
+        <w:t xml:space="preserve">3 </w:t>
       </w:r>
       <w:r>
         <w:rPr>
@@ -650,7 +650,7 @@
               <w:pStyle w:val="Compact"/>
             </w:pPr>
             <w:r>
-              <w:t xml:space="preserve">25%</w:t>
+              <w:t xml:space="preserve">33%</w:t>
             </w:r>
           </w:p>
         </w:tc>
@@ -730,7 +730,7 @@
               <w:pStyle w:val="Compact"/>
             </w:pPr>
             <w:r>
-              <w:t xml:space="preserve">50%</w:t>
+              <w:t xml:space="preserve">67%</w:t>
             </w:r>
           </w:p>
         </w:tc>
@@ -769,86 +769,6 @@
             </w:pPr>
             <w:r>
               <w:t xml:space="preserve">3</w:t>
-            </w:r>
-          </w:p>
-        </w:tc>
-        <w:tc>
-          <w:tcPr/>
-          <w:p>
-            <w:pPr>
-              <w:pStyle w:val="Compact"/>
-            </w:pPr>
-            <w:r>
-              <w:rPr>
-                <w:rStyle w:val="VerbatimChar"/>
-              </w:rPr>
-              <w:t xml:space="preserve">distribute-time.html</w:t>
-            </w:r>
-          </w:p>
-        </w:tc>
-        <w:tc>
-          <w:tcPr/>
-          <w:p>
-            <w:pPr>
-              <w:pStyle w:val="Compact"/>
-            </w:pPr>
-            <w:r>
-              <w:rPr>
-                <w:rFonts w:hint="eastAsia"/>
-              </w:rPr>
-              <w:t xml:space="preserve">选择下发时间</w:t>
-            </w:r>
-          </w:p>
-        </w:tc>
-        <w:tc>
-          <w:tcPr/>
-          <w:p>
-            <w:pPr>
-              <w:pStyle w:val="Compact"/>
-            </w:pPr>
-            <w:r>
-              <w:t xml:space="preserve">75%</w:t>
-            </w:r>
-          </w:p>
-        </w:tc>
-        <w:tc>
-          <w:tcPr/>
-          <w:p>
-            <w:pPr>
-              <w:pStyle w:val="Compact"/>
-            </w:pPr>
-            <w:r>
-              <w:rPr>
-                <w:rFonts w:hint="eastAsia"/>
-              </w:rPr>
-              <w:t xml:space="preserve">自定义或「立即」下发时间</w:t>
-            </w:r>
-            <w:r>
-              <w:t xml:space="preserve"> →</w:t>
-            </w:r>
-            <w:r>
-              <w:t xml:space="preserve"> </w:t>
-            </w:r>
-            <w:r>
-              <w:rPr>
-                <w:b/>
-                <w:bCs/>
-              </w:rPr>
-              <w:t xml:space="preserve">Next</w:t>
-            </w:r>
-          </w:p>
-        </w:tc>
-      </w:tr>
-      <w:tr>
-        <w:tc>
-          <w:tcPr/>
-          <w:p>
-            <w:pPr>
-              <w:pStyle w:val="Compact"/>
-              <w:jc w:val="center"/>
-            </w:pPr>
-            <w:r>
-              <w:t xml:space="preserve">4</w:t>
             </w:r>
           </w:p>
         </w:tc>
@@ -1020,7 +940,7 @@
       </w:r>
     </w:p>
     <w:bookmarkEnd w:id="11"/>
-    <w:bookmarkStart w:id="19" w:name="分页面说明"/>
+    <w:bookmarkStart w:id="18" w:name="分页面说明"/>
     <w:p>
       <w:pPr>
         <w:pStyle w:val="Heading2"/>
@@ -2222,14 +2142,14 @@
               <w:rPr>
                 <w:rStyle w:val="VerbatimChar"/>
               </w:rPr>
-              <w:t xml:space="preserve">distribute-time.html</w:t>
+              <w:t xml:space="preserve">effective-time.html</w:t>
             </w:r>
           </w:p>
         </w:tc>
       </w:tr>
     </w:tbl>
     <w:bookmarkEnd w:id="16"/>
-    <w:bookmarkStart w:id="17" w:name="选择下发时间"/>
+    <w:bookmarkStart w:id="17" w:name="选择展示生效时间并完成"/>
     <w:p>
       <w:pPr>
         <w:pStyle w:val="Heading3"/>
@@ -2241,7 +2161,7 @@
         <w:rPr>
           <w:rFonts w:hint="eastAsia"/>
         </w:rPr>
-        <w:t xml:space="preserve">选择下发时间</w:t>
+        <w:t xml:space="preserve">选择展示生效时间并完成</w:t>
       </w:r>
     </w:p>
     <w:tbl>
@@ -2283,7 +2203,7 @@
               <w:rPr>
                 <w:rStyle w:val="VerbatimChar"/>
               </w:rPr>
-              <w:t xml:space="preserve">distribute-time.html</w:t>
+              <w:t xml:space="preserve">effective-time.html</w:t>
             </w:r>
           </w:p>
         </w:tc>
@@ -2314,25 +2234,22 @@
             <w:r>
               <w:rPr>
                 <w:rFonts w:hint="eastAsia"/>
+              </w:rPr>
+              <w:t xml:space="preserve">填写</w:t>
+            </w:r>
+            <w:r>
+              <w:t xml:space="preserve"> </w:t>
+            </w:r>
+            <w:r>
+              <w:rPr>
+                <w:rFonts w:hint="eastAsia"/>
                 <w:b/>
                 <w:bCs/>
               </w:rPr>
-              <w:t xml:space="preserve">自定义</w:t>
-            </w:r>
-            <w:r>
-              <w:rPr>
-                <w:rFonts w:hint="eastAsia"/>
-              </w:rPr>
-              <w:t xml:space="preserve">：日期</w:t>
-            </w:r>
-            <w:r>
-              <w:t xml:space="preserve"> + </w:t>
-            </w:r>
-            <w:r>
-              <w:rPr>
-                <w:rFonts w:hint="eastAsia"/>
-              </w:rPr>
-              <w:t xml:space="preserve">时间；</w:t>
+              <w:t xml:space="preserve">开始时间</w:t>
+            </w:r>
+            <w:r>
+              <w:t xml:space="preserve">、</w:t>
             </w:r>
             <w:r>
               <w:rPr>
@@ -2340,13 +2257,126 @@
                 <w:b/>
                 <w:bCs/>
               </w:rPr>
-              <w:t xml:space="preserve">立即</w:t>
-            </w:r>
-            <w:r>
-              <w:rPr>
-                <w:rFonts w:hint="eastAsia"/>
-              </w:rPr>
-              <w:t xml:space="preserve">：使用当前日期时间写入。</w:t>
+              <w:t xml:space="preserve">结束时间</w:t>
+            </w:r>
+            <w:r>
+              <w:rPr>
+                <w:rFonts w:hint="eastAsia"/>
+              </w:rPr>
+              <w:t xml:space="preserve">（各为日期</w:t>
+            </w:r>
+            <w:r>
+              <w:t xml:space="preserve"> + </w:t>
+            </w:r>
+            <w:r>
+              <w:rPr>
+                <w:rFonts w:hint="eastAsia"/>
+              </w:rPr>
+              <w:t xml:space="preserve">时分）。顶栏</w:t>
+            </w:r>
+            <w:r>
+              <w:t xml:space="preserve"> </w:t>
+            </w:r>
+            <w:r>
+              <w:rPr>
+                <w:rFonts w:hint="eastAsia"/>
+                <w:b/>
+                <w:bCs/>
+              </w:rPr>
+              <w:t xml:space="preserve">完成</w:t>
+            </w:r>
+            <w:r>
+              <w:t xml:space="preserve"> </w:t>
+            </w:r>
+            <w:r>
+              <w:t xml:space="preserve">→ </w:t>
+            </w:r>
+            <w:r>
+              <w:rPr>
+                <w:rFonts w:hint="eastAsia"/>
+              </w:rPr>
+              <w:t xml:space="preserve">弹出</w:t>
+            </w:r>
+            <w:r>
+              <w:t xml:space="preserve"> </w:t>
+            </w:r>
+            <w:r>
+              <w:rPr>
+                <w:rFonts w:hint="eastAsia"/>
+                <w:b/>
+                <w:bCs/>
+              </w:rPr>
+              <w:t xml:space="preserve">确认下发</w:t>
+            </w:r>
+            <w:r>
+              <w:t xml:space="preserve"> </w:t>
+            </w:r>
+            <w:r>
+              <w:t xml:space="preserve">→</w:t>
+            </w:r>
+            <w:r>
+              <w:t xml:space="preserve"> </w:t>
+            </w:r>
+            <w:r>
+              <w:rPr>
+                <w:rFonts w:hint="eastAsia"/>
+                <w:b/>
+                <w:bCs/>
+              </w:rPr>
+              <w:t xml:space="preserve">确定</w:t>
+            </w:r>
+            <w:r>
+              <w:t xml:space="preserve"> </w:t>
+            </w:r>
+            <w:r>
+              <w:rPr>
+                <w:rFonts w:hint="eastAsia"/>
+              </w:rPr>
+              <w:t xml:space="preserve">后执行写库；</w:t>
+            </w:r>
+            <w:r>
+              <w:rPr>
+                <w:rStyle w:val="VerbatimChar"/>
+              </w:rPr>
+              <w:t xml:space="preserve">effectTime</w:t>
+            </w:r>
+            <w:r>
+              <w:t xml:space="preserve"> </w:t>
+            </w:r>
+            <w:r>
+              <w:rPr>
+                <w:rFonts w:hint="eastAsia"/>
+              </w:rPr>
+              <w:t xml:space="preserve">存为「</w:t>
+            </w:r>
+            <w:r>
+              <w:rPr>
+                <w:rStyle w:val="VerbatimChar"/>
+                <w:rFonts w:hint="eastAsia"/>
+              </w:rPr>
+              <w:t xml:space="preserve">开始</w:t>
+            </w:r>
+            <w:r>
+              <w:t xml:space="preserve"> </w:t>
+            </w:r>
+            <w:r>
+              <w:t xml:space="preserve">-</w:t>
+            </w:r>
+            <w:r>
+              <w:t xml:space="preserve"> </w:t>
+            </w:r>
+            <w:r>
+              <w:rPr>
+                <w:rStyle w:val="VerbatimChar"/>
+                <w:rFonts w:hint="eastAsia"/>
+              </w:rPr>
+              <w:t xml:space="preserve">结束</w:t>
+            </w:r>
+            <w:r>
+              <w:rPr>
+                <w:rFonts w:hint="eastAsia"/>
+              </w:rPr>
+              <w:t xml:space="preserve">」字符串。</w:t>
             </w:r>
           </w:p>
         </w:tc>
@@ -2364,57 +2394,82 @@
                 <w:b/>
                 <w:bCs/>
               </w:rPr>
-              <w:t xml:space="preserve">写出</w:t>
-            </w:r>
-          </w:p>
-        </w:tc>
-        <w:tc>
-          <w:tcPr/>
-          <w:p>
-            <w:pPr>
-              <w:pStyle w:val="Compact"/>
-            </w:pPr>
-            <w:r>
-              <w:rPr>
-                <w:rStyle w:val="VerbatimChar"/>
-              </w:rPr>
-              <w:t xml:space="preserve">distribute_date</w:t>
-            </w:r>
-            <w:r>
-              <w:rPr>
-                <w:rFonts w:hint="eastAsia"/>
-              </w:rPr>
-              <w:t xml:space="preserve">（</w:t>
-            </w:r>
-            <w:r>
-              <w:rPr>
-                <w:rStyle w:val="VerbatimChar"/>
-              </w:rPr>
-              <w:t xml:space="preserve">YYYY-MM-DD</w:t>
-            </w:r>
-            <w:r>
-              <w:rPr>
-                <w:rFonts w:hint="eastAsia"/>
-              </w:rPr>
-              <w:t xml:space="preserve">）、</w:t>
-            </w:r>
-            <w:r>
-              <w:rPr>
-                <w:rStyle w:val="VerbatimChar"/>
-              </w:rPr>
-              <w:t xml:space="preserve">distribute_time</w:t>
-            </w:r>
-            <w:r>
-              <w:rPr>
-                <w:rFonts w:hint="eastAsia"/>
-              </w:rPr>
-              <w:t xml:space="preserve">（</w:t>
-            </w:r>
-            <w:r>
-              <w:rPr>
-                <w:rStyle w:val="VerbatimChar"/>
-              </w:rPr>
-              <w:t xml:space="preserve">HH:mm</w:t>
+              <w:t xml:space="preserve">校验（点「完成」及确认时）</w:t>
+            </w:r>
+          </w:p>
+        </w:tc>
+        <w:tc>
+          <w:tcPr/>
+          <w:p>
+            <w:pPr>
+              <w:pStyle w:val="Compact"/>
+            </w:pPr>
+            <w:r>
+              <w:rPr>
+                <w:rFonts w:hint="eastAsia"/>
+              </w:rPr>
+              <w:t xml:space="preserve">四项均需填写；结束</w:t>
+            </w:r>
+            <w:r>
+              <w:t xml:space="preserve"> </w:t>
+            </w:r>
+            <w:r>
+              <w:rPr>
+                <w:rFonts w:hint="eastAsia"/>
+                <w:b/>
+                <w:bCs/>
+              </w:rPr>
+              <w:t xml:space="preserve">不得早于</w:t>
+            </w:r>
+            <w:r>
+              <w:t xml:space="preserve"> </w:t>
+            </w:r>
+            <w:r>
+              <w:rPr>
+                <w:rFonts w:hint="eastAsia"/>
+              </w:rPr>
+              <w:t xml:space="preserve">开始；</w:t>
+            </w:r>
+            <w:r>
+              <w:rPr>
+                <w:rFonts w:hint="eastAsia"/>
+                <w:b/>
+                <w:bCs/>
+              </w:rPr>
+              <w:t xml:space="preserve">同渠道多主题生效时段不可重叠</w:t>
+            </w:r>
+            <w:r>
+              <w:rPr>
+                <w:rFonts w:hint="eastAsia"/>
+              </w:rPr>
+              <w:t xml:space="preserve">（与</w:t>
+            </w:r>
+            <w:r>
+              <w:t xml:space="preserve"> </w:t>
+            </w:r>
+            <w:r>
+              <w:rPr>
+                <w:rStyle w:val="VerbatimChar"/>
+              </w:rPr>
+              <w:t xml:space="preserve">kiosk_themes</w:t>
+            </w:r>
+            <w:r>
+              <w:t xml:space="preserve"> </w:t>
+            </w:r>
+            <w:r>
+              <w:rPr>
+                <w:rFonts w:hint="eastAsia"/>
+              </w:rPr>
+              <w:t xml:space="preserve">中其他主题比较，排除当前</w:t>
+            </w:r>
+            <w:r>
+              <w:t xml:space="preserve"> </w:t>
+            </w:r>
+            <w:r>
+              <w:rPr>
+                <w:rStyle w:val="VerbatimChar"/>
+              </w:rPr>
+              <w:t xml:space="preserve">current_theme_id_for_distribute</w:t>
             </w:r>
             <w:r>
               <w:rPr>
@@ -2438,82 +2493,170 @@
                 <w:b/>
                 <w:bCs/>
               </w:rPr>
-              <w:t xml:space="preserve">下一步</w:t>
-            </w:r>
-          </w:p>
-        </w:tc>
-        <w:tc>
-          <w:tcPr/>
-          <w:p>
-            <w:pPr>
-              <w:pStyle w:val="Compact"/>
-            </w:pPr>
-            <w:r>
-              <w:rPr>
-                <w:rStyle w:val="VerbatimChar"/>
-              </w:rPr>
-              <w:t xml:space="preserve">effective-time.html</w:t>
-            </w:r>
-          </w:p>
-        </w:tc>
-      </w:tr>
-    </w:tbl>
-    <w:bookmarkEnd w:id="17"/>
-    <w:bookmarkStart w:id="18" w:name="选择展示生效时间并完成"/>
-    <w:p>
-      <w:pPr>
-        <w:pStyle w:val="Heading3"/>
-      </w:pPr>
-      <w:r>
-        <w:t xml:space="preserve">3.6 </w:t>
-      </w:r>
-      <w:r>
-        <w:rPr>
-          <w:rFonts w:hint="eastAsia"/>
-        </w:rPr>
-        <w:t xml:space="preserve">选择展示生效时间并完成</w:t>
-      </w:r>
-    </w:p>
-    <w:tbl>
-      <w:tblPr>
-        <w:tblStyle w:val="Table"/>
-        <w:tblW w:type="pct" w:w="5000"/>
-        <w:tblLayout w:type="fixed"/>
-        <w:tblLook w:firstRow="1" w:lastRow="0" w:firstColumn="0" w:lastColumn="0" w:noHBand="0" w:noVBand="0" w:val="0020"/>
-      </w:tblPr>
-      <w:tblGrid>
-        <w:gridCol w:w="1532"/>
-        <w:gridCol w:w="6387"/>
-      </w:tblGrid>
-      <w:tr>
-        <w:trPr>
-          <w:tblHeader w:val="on"/>
-        </w:trPr>
-        <w:tc>
-          <w:tcPr/>
-          <w:p>
-            <w:pPr>
-              <w:pStyle w:val="Compact"/>
-            </w:pPr>
-            <w:r>
-              <w:rPr>
-                <w:rFonts w:hint="eastAsia"/>
-              </w:rPr>
-              <w:t xml:space="preserve">文件</w:t>
-            </w:r>
-          </w:p>
-        </w:tc>
-        <w:tc>
-          <w:tcPr/>
-          <w:p>
-            <w:pPr>
-              <w:pStyle w:val="Compact"/>
-            </w:pPr>
-            <w:r>
-              <w:rPr>
-                <w:rStyle w:val="VerbatimChar"/>
-              </w:rPr>
-              <w:t xml:space="preserve">effective-time.html</w:t>
+              <w:t xml:space="preserve">写回主题</w:t>
+            </w:r>
+            <w:r>
+              <w:rPr>
+                <w:rFonts w:hint="eastAsia"/>
+              </w:rPr>
+              <w:t xml:space="preserve">（</w:t>
+            </w:r>
+            <w:r>
+              <w:rPr>
+                <w:rStyle w:val="VerbatimChar"/>
+              </w:rPr>
+              <w:t xml:space="preserve">executeSubmitDistribute</w:t>
+            </w:r>
+            <w:r>
+              <w:rPr>
+                <w:rFonts w:hint="eastAsia"/>
+              </w:rPr>
+              <w:t xml:space="preserve">）</w:t>
+            </w:r>
+          </w:p>
+        </w:tc>
+        <w:tc>
+          <w:tcPr/>
+          <w:p>
+            <w:pPr>
+              <w:pStyle w:val="Compact"/>
+            </w:pPr>
+            <w:r>
+              <w:rPr>
+                <w:rFonts w:hint="eastAsia"/>
+              </w:rPr>
+              <w:t xml:space="preserve">对</w:t>
+            </w:r>
+            <w:r>
+              <w:t xml:space="preserve"> </w:t>
+            </w:r>
+            <w:r>
+              <w:rPr>
+                <w:rStyle w:val="VerbatimChar"/>
+              </w:rPr>
+              <w:t xml:space="preserve">current_theme_id_for_distribute</w:t>
+            </w:r>
+            <w:r>
+              <w:t xml:space="preserve"> </w:t>
+            </w:r>
+            <w:r>
+              <w:rPr>
+                <w:rFonts w:hint="eastAsia"/>
+              </w:rPr>
+              <w:t xml:space="preserve">对应主题更新：</w:t>
+            </w:r>
+            <w:r>
+              <w:rPr>
+                <w:rStyle w:val="VerbatimChar"/>
+              </w:rPr>
+              <w:t xml:space="preserve">distributeTime</w:t>
+            </w:r>
+            <w:r>
+              <w:t xml:space="preserve"> </w:t>
+            </w:r>
+            <w:r>
+              <w:rPr>
+                <w:rFonts w:hint="eastAsia"/>
+              </w:rPr>
+              <w:t xml:space="preserve">固定为</w:t>
+            </w:r>
+            <w:r>
+              <w:t xml:space="preserve"> </w:t>
+            </w:r>
+            <w:r>
+              <w:rPr>
+                <w:rStyle w:val="VerbatimChar"/>
+              </w:rPr>
+              <w:t xml:space="preserve">'--'</w:t>
+            </w:r>
+            <w:r>
+              <w:t xml:space="preserve">、</w:t>
+            </w:r>
+            <w:r>
+              <w:rPr>
+                <w:rStyle w:val="VerbatimChar"/>
+              </w:rPr>
+              <w:t xml:space="preserve">effectTime</w:t>
+            </w:r>
+            <w:r>
+              <w:t xml:space="preserve">、</w:t>
+            </w:r>
+            <w:r>
+              <w:rPr>
+                <w:rStyle w:val="VerbatimChar"/>
+              </w:rPr>
+              <w:t xml:space="preserve">distributeChannels</w:t>
+            </w:r>
+            <w:r>
+              <w:t xml:space="preserve">、</w:t>
+            </w:r>
+            <w:r>
+              <w:rPr>
+                <w:rStyle w:val="VerbatimChar"/>
+              </w:rPr>
+              <w:t xml:space="preserve">distributedStores</w:t>
+            </w:r>
+            <w:r>
+              <w:rPr>
+                <w:rFonts w:hint="eastAsia"/>
+              </w:rPr>
+              <w:t xml:space="preserve">（含门店状态、各渠道</w:t>
+            </w:r>
+            <w:r>
+              <w:t xml:space="preserve"> </w:t>
+            </w:r>
+            <w:r>
+              <w:rPr>
+                <w:rStyle w:val="VerbatimChar"/>
+              </w:rPr>
+              <w:t xml:space="preserve">channelStatuses</w:t>
+            </w:r>
+            <w:r>
+              <w:t xml:space="preserve"> </w:t>
+            </w:r>
+            <w:r>
+              <w:rPr>
+                <w:rFonts w:hint="eastAsia"/>
+              </w:rPr>
+              <w:t xml:space="preserve">及后续在弹窗内维护的</w:t>
+            </w:r>
+            <w:r>
+              <w:rPr>
+                <w:rFonts w:hint="eastAsia"/>
+                <w:b/>
+                <w:bCs/>
+              </w:rPr>
+              <w:t xml:space="preserve">按渠道</w:t>
+            </w:r>
+            <w:r>
+              <w:t xml:space="preserve"> </w:t>
+            </w:r>
+            <w:r>
+              <w:rPr>
+                <w:rStyle w:val="VerbatimChar"/>
+              </w:rPr>
+              <w:t xml:space="preserve">shelfStatus</w:t>
+            </w:r>
+            <w:r>
+              <w:rPr>
+                <w:rFonts w:hint="eastAsia"/>
+              </w:rPr>
+              <w:t xml:space="preserve">）、</w:t>
+            </w:r>
+            <w:r>
+              <w:rPr>
+                <w:rStyle w:val="VerbatimChar"/>
+              </w:rPr>
+              <w:t xml:space="preserve">localStorage.kiosk_themes</w:t>
+            </w:r>
+            <w:r>
+              <w:t xml:space="preserve"> </w:t>
+            </w:r>
+            <w:r>
+              <w:rPr>
+                <w:rFonts w:hint="eastAsia"/>
+              </w:rPr>
+              <w:t xml:space="preserve">整体保存。</w:t>
             </w:r>
           </w:p>
         </w:tc>
@@ -2531,219 +2674,42 @@
                 <w:b/>
                 <w:bCs/>
               </w:rPr>
-              <w:t xml:space="preserve">操作</w:t>
-            </w:r>
-          </w:p>
-        </w:tc>
-        <w:tc>
-          <w:tcPr/>
-          <w:p>
-            <w:pPr>
-              <w:pStyle w:val="Compact"/>
-            </w:pPr>
-            <w:r>
-              <w:rPr>
-                <w:rFonts w:hint="eastAsia"/>
-                <w:b/>
-                <w:bCs/>
-              </w:rPr>
-              <w:t xml:space="preserve">自定义</w:t>
-            </w:r>
-            <w:r>
-              <w:rPr>
-                <w:rFonts w:hint="eastAsia"/>
-              </w:rPr>
-              <w:t xml:space="preserve">：开始/结束</w:t>
-            </w:r>
-            <w:r>
-              <w:t xml:space="preserve"> </w:t>
-            </w:r>
-            <w:r>
-              <w:rPr>
-                <w:rFonts w:hint="eastAsia"/>
-              </w:rPr>
-              <w:t xml:space="preserve">日期+时间；</w:t>
-            </w:r>
-            <w:r>
-              <w:rPr>
-                <w:rFonts w:hint="eastAsia"/>
-                <w:b/>
-                <w:bCs/>
-              </w:rPr>
-              <w:t xml:space="preserve">立即</w:t>
-            </w:r>
-            <w:r>
-              <w:rPr>
-                <w:rFonts w:hint="eastAsia"/>
-              </w:rPr>
-              <w:t xml:space="preserve">：对应主题为「立即生效」逻辑（见状态说明文档）。顶栏</w:t>
-            </w:r>
-            <w:r>
-              <w:t xml:space="preserve"> </w:t>
-            </w:r>
-            <w:r>
-              <w:rPr>
-                <w:rFonts w:hint="eastAsia"/>
-                <w:b/>
-                <w:bCs/>
-              </w:rPr>
-              <w:t xml:space="preserve">完成</w:t>
-            </w:r>
-            <w:r>
-              <w:t xml:space="preserve"> </w:t>
-            </w:r>
-            <w:r>
-              <w:t xml:space="preserve">→ </w:t>
-            </w:r>
-            <w:r>
-              <w:rPr>
-                <w:rFonts w:hint="eastAsia"/>
-              </w:rPr>
-              <w:t xml:space="preserve">弹出</w:t>
-            </w:r>
-            <w:r>
-              <w:t xml:space="preserve"> </w:t>
-            </w:r>
-            <w:r>
-              <w:rPr>
-                <w:rFonts w:hint="eastAsia"/>
-                <w:b/>
-                <w:bCs/>
-              </w:rPr>
-              <w:t xml:space="preserve">确认下发</w:t>
-            </w:r>
-            <w:r>
-              <w:t xml:space="preserve"> </w:t>
-            </w:r>
-            <w:r>
-              <w:t xml:space="preserve">→</w:t>
-            </w:r>
-            <w:r>
-              <w:t xml:space="preserve"> </w:t>
-            </w:r>
-            <w:r>
-              <w:rPr>
-                <w:rFonts w:hint="eastAsia"/>
-                <w:b/>
-                <w:bCs/>
-              </w:rPr>
-              <w:t xml:space="preserve">确定</w:t>
-            </w:r>
-            <w:r>
-              <w:t xml:space="preserve"> </w:t>
-            </w:r>
-            <w:r>
-              <w:rPr>
-                <w:rFonts w:hint="eastAsia"/>
-              </w:rPr>
-              <w:t xml:space="preserve">后执行写库。</w:t>
-            </w:r>
-          </w:p>
-        </w:tc>
-      </w:tr>
-      <w:tr>
-        <w:tc>
-          <w:tcPr/>
-          <w:p>
-            <w:pPr>
-              <w:pStyle w:val="Compact"/>
-            </w:pPr>
-            <w:r>
-              <w:rPr>
-                <w:rFonts w:hint="eastAsia"/>
-                <w:b/>
-                <w:bCs/>
-              </w:rPr>
-              <w:t xml:space="preserve">校验（点「完成」及确认时）</w:t>
-            </w:r>
-          </w:p>
-        </w:tc>
-        <w:tc>
-          <w:tcPr/>
-          <w:p>
-            <w:pPr>
-              <w:pStyle w:val="Compact"/>
-            </w:pPr>
-            <w:r>
-              <w:rPr>
-                <w:rFonts w:hint="eastAsia"/>
-              </w:rPr>
-              <w:t xml:space="preserve">自定义时：生效开始</w:t>
-            </w:r>
-            <w:r>
-              <w:t xml:space="preserve"> </w:t>
-            </w:r>
-            <w:r>
-              <w:rPr>
-                <w:rFonts w:hint="eastAsia"/>
-                <w:b/>
-                <w:bCs/>
-              </w:rPr>
-              <w:t xml:space="preserve">不得早于</w:t>
-            </w:r>
-            <w:r>
-              <w:t xml:space="preserve"> </w:t>
-            </w:r>
-            <w:r>
-              <w:rPr>
-                <w:rFonts w:hint="eastAsia"/>
-              </w:rPr>
-              <w:t xml:space="preserve">下发时间；结束</w:t>
-            </w:r>
-            <w:r>
-              <w:t xml:space="preserve"> </w:t>
-            </w:r>
-            <w:r>
-              <w:rPr>
-                <w:rFonts w:hint="eastAsia"/>
-                <w:b/>
-                <w:bCs/>
-              </w:rPr>
-              <w:t xml:space="preserve">不得早于</w:t>
-            </w:r>
-            <w:r>
-              <w:t xml:space="preserve"> </w:t>
-            </w:r>
-            <w:r>
-              <w:rPr>
-                <w:rFonts w:hint="eastAsia"/>
-              </w:rPr>
-              <w:t xml:space="preserve">开始；</w:t>
-            </w:r>
-            <w:r>
-              <w:rPr>
-                <w:rFonts w:hint="eastAsia"/>
-                <w:b/>
-                <w:bCs/>
-              </w:rPr>
-              <w:t xml:space="preserve">同渠道多主题生效时段不可重叠</w:t>
-            </w:r>
-            <w:r>
-              <w:rPr>
-                <w:rFonts w:hint="eastAsia"/>
-              </w:rPr>
-              <w:t xml:space="preserve">（与</w:t>
-            </w:r>
-            <w:r>
-              <w:t xml:space="preserve"> </w:t>
-            </w:r>
-            <w:r>
-              <w:rPr>
-                <w:rStyle w:val="VerbatimChar"/>
-              </w:rPr>
-              <w:t xml:space="preserve">kiosk_themes</w:t>
-            </w:r>
-            <w:r>
-              <w:t xml:space="preserve"> </w:t>
-            </w:r>
-            <w:r>
-              <w:rPr>
-                <w:rFonts w:hint="eastAsia"/>
-              </w:rPr>
-              <w:t xml:space="preserve">中其他主题比较，排除当前</w:t>
-            </w:r>
-            <w:r>
-              <w:t xml:space="preserve"> </w:t>
+              <w:t xml:space="preserve">清理</w:t>
+            </w:r>
+          </w:p>
+        </w:tc>
+        <w:tc>
+          <w:tcPr/>
+          <w:p>
+            <w:pPr>
+              <w:pStyle w:val="Compact"/>
+            </w:pPr>
+            <w:r>
+              <w:rPr>
+                <w:rFonts w:hint="eastAsia"/>
+              </w:rPr>
+              <w:t xml:space="preserve">移除</w:t>
+            </w:r>
+            <w:r>
+              <w:t xml:space="preserve"> </w:t>
+            </w:r>
+            <w:r>
+              <w:rPr>
+                <w:rStyle w:val="VerbatimChar"/>
+              </w:rPr>
+              <w:t xml:space="preserve">selected_stores_for_distribute</w:t>
+            </w:r>
+            <w:r>
+              <w:t xml:space="preserve">、</w:t>
+            </w:r>
+            <w:r>
+              <w:rPr>
+                <w:rStyle w:val="VerbatimChar"/>
+              </w:rPr>
+              <w:t xml:space="preserve">selected_channels_for_distribute</w:t>
+            </w:r>
+            <w:r>
+              <w:t xml:space="preserve">、</w:t>
             </w:r>
             <w:r>
               <w:rPr>
@@ -2752,215 +2718,43 @@
               <w:t xml:space="preserve">current_theme_id_for_distribute</w:t>
             </w:r>
             <w:r>
-              <w:rPr>
-                <w:rFonts w:hint="eastAsia"/>
-              </w:rPr>
-              <w:t xml:space="preserve">）。</w:t>
-            </w:r>
-          </w:p>
-        </w:tc>
-      </w:tr>
-      <w:tr>
-        <w:tc>
-          <w:tcPr/>
-          <w:p>
-            <w:pPr>
-              <w:pStyle w:val="Compact"/>
-            </w:pPr>
-            <w:r>
-              <w:rPr>
-                <w:rFonts w:hint="eastAsia"/>
-                <w:b/>
-                <w:bCs/>
-              </w:rPr>
-              <w:t xml:space="preserve">写回主题</w:t>
-            </w:r>
-            <w:r>
-              <w:rPr>
-                <w:rFonts w:hint="eastAsia"/>
-              </w:rPr>
-              <w:t xml:space="preserve">（</w:t>
-            </w:r>
-            <w:r>
-              <w:rPr>
-                <w:rStyle w:val="VerbatimChar"/>
-              </w:rPr>
-              <w:t xml:space="preserve">executeSubmitDistribute</w:t>
-            </w:r>
-            <w:r>
-              <w:rPr>
-                <w:rFonts w:hint="eastAsia"/>
-              </w:rPr>
-              <w:t xml:space="preserve">）</w:t>
-            </w:r>
-          </w:p>
-        </w:tc>
-        <w:tc>
-          <w:tcPr/>
-          <w:p>
-            <w:pPr>
-              <w:pStyle w:val="Compact"/>
-            </w:pPr>
-            <w:r>
-              <w:rPr>
-                <w:rFonts w:hint="eastAsia"/>
-              </w:rPr>
-              <w:t xml:space="preserve">对</w:t>
-            </w:r>
-            <w:r>
-              <w:t xml:space="preserve"> </w:t>
-            </w:r>
-            <w:r>
-              <w:rPr>
-                <w:rStyle w:val="VerbatimChar"/>
-              </w:rPr>
-              <w:t xml:space="preserve">current_theme_id_for_distribute</w:t>
-            </w:r>
-            <w:r>
-              <w:t xml:space="preserve"> </w:t>
-            </w:r>
-            <w:r>
-              <w:rPr>
-                <w:rFonts w:hint="eastAsia"/>
-              </w:rPr>
-              <w:t xml:space="preserve">对应主题更新：</w:t>
-            </w:r>
-            <w:r>
-              <w:rPr>
-                <w:rStyle w:val="VerbatimChar"/>
-              </w:rPr>
-              <w:t xml:space="preserve">distributeTime</w:t>
-            </w:r>
-            <w:r>
-              <w:t xml:space="preserve">、</w:t>
-            </w:r>
-            <w:r>
-              <w:rPr>
-                <w:rStyle w:val="VerbatimChar"/>
-              </w:rPr>
-              <w:t xml:space="preserve">effectTime</w:t>
-            </w:r>
-            <w:r>
-              <w:t xml:space="preserve">、</w:t>
-            </w:r>
-            <w:r>
-              <w:rPr>
-                <w:rStyle w:val="VerbatimChar"/>
-              </w:rPr>
-              <w:t xml:space="preserve">distributeChannels</w:t>
-            </w:r>
-            <w:r>
-              <w:t xml:space="preserve">、</w:t>
-            </w:r>
-            <w:r>
-              <w:rPr>
-                <w:rStyle w:val="VerbatimChar"/>
-              </w:rPr>
-              <w:t xml:space="preserve">distributedStores</w:t>
-            </w:r>
-            <w:r>
-              <w:rPr>
-                <w:rFonts w:hint="eastAsia"/>
-              </w:rPr>
-              <w:t xml:space="preserve">（含门店状态、渠道状态、</w:t>
-            </w:r>
-            <w:r>
-              <w:rPr>
-                <w:rStyle w:val="VerbatimChar"/>
-              </w:rPr>
-              <w:t xml:space="preserve">shelfStatus</w:t>
-            </w:r>
-            <w:r>
-              <w:t xml:space="preserve"> </w:t>
-            </w:r>
-            <w:r>
-              <w:rPr>
-                <w:rFonts w:hint="eastAsia"/>
-              </w:rPr>
-              <w:t xml:space="preserve">等模拟结果）、</w:t>
-            </w:r>
-            <w:r>
-              <w:rPr>
-                <w:rStyle w:val="VerbatimChar"/>
-              </w:rPr>
-              <w:t xml:space="preserve">localStorage.kiosk_themes</w:t>
-            </w:r>
-            <w:r>
-              <w:t xml:space="preserve"> </w:t>
-            </w:r>
-            <w:r>
-              <w:rPr>
-                <w:rFonts w:hint="eastAsia"/>
-              </w:rPr>
-              <w:t xml:space="preserve">整体保存。</w:t>
-            </w:r>
-          </w:p>
-        </w:tc>
-      </w:tr>
-      <w:tr>
-        <w:tc>
-          <w:tcPr/>
-          <w:p>
-            <w:pPr>
-              <w:pStyle w:val="Compact"/>
-            </w:pPr>
-            <w:r>
-              <w:rPr>
-                <w:rFonts w:hint="eastAsia"/>
-                <w:b/>
-                <w:bCs/>
-              </w:rPr>
-              <w:t xml:space="preserve">清理</w:t>
-            </w:r>
-          </w:p>
-        </w:tc>
-        <w:tc>
-          <w:tcPr/>
-          <w:p>
-            <w:pPr>
-              <w:pStyle w:val="Compact"/>
-            </w:pPr>
-            <w:r>
-              <w:rPr>
-                <w:rFonts w:hint="eastAsia"/>
-              </w:rPr>
-              <w:t xml:space="preserve">移除</w:t>
-            </w:r>
-            <w:r>
-              <w:t xml:space="preserve"> </w:t>
-            </w:r>
-            <w:r>
-              <w:rPr>
-                <w:rStyle w:val="VerbatimChar"/>
-              </w:rPr>
-              <w:t xml:space="preserve">selected_stores_for_distribute</w:t>
-            </w:r>
-            <w:r>
-              <w:t xml:space="preserve">、</w:t>
-            </w:r>
-            <w:r>
-              <w:rPr>
-                <w:rStyle w:val="VerbatimChar"/>
-              </w:rPr>
-              <w:t xml:space="preserve">selected_channels_for_distribute</w:t>
-            </w:r>
-            <w:r>
-              <w:t xml:space="preserve">、</w:t>
-            </w:r>
-            <w:r>
-              <w:rPr>
-                <w:rStyle w:val="VerbatimChar"/>
-              </w:rPr>
-              <w:t xml:space="preserve">current_theme_id_for_distribute</w:t>
-            </w:r>
-            <w:r>
-              <w:t xml:space="preserve"> </w:t>
-            </w:r>
-            <w:r>
-              <w:rPr>
-                <w:rFonts w:hint="eastAsia"/>
-              </w:rPr>
-              <w:t xml:space="preserve">等（以代码为准）。</w:t>
+              <w:t xml:space="preserve"> </w:t>
+            </w:r>
+            <w:r>
+              <w:rPr>
+                <w:rFonts w:hint="eastAsia"/>
+              </w:rPr>
+              <w:t xml:space="preserve">及历史键</w:t>
+            </w:r>
+            <w:r>
+              <w:t xml:space="preserve"> </w:t>
+            </w:r>
+            <w:r>
+              <w:rPr>
+                <w:rStyle w:val="VerbatimChar"/>
+              </w:rPr>
+              <w:t xml:space="preserve">distribute_date</w:t>
+            </w:r>
+            <w:r>
+              <w:t xml:space="preserve"> </w:t>
+            </w:r>
+            <w:r>
+              <w:t xml:space="preserve">/</w:t>
+            </w:r>
+            <w:r>
+              <w:t xml:space="preserve"> </w:t>
+            </w:r>
+            <w:r>
+              <w:rPr>
+                <w:rStyle w:val="VerbatimChar"/>
+              </w:rPr>
+              <w:t xml:space="preserve">distribute_time</w:t>
+            </w:r>
+            <w:r>
+              <w:rPr>
+                <w:rFonts w:hint="eastAsia"/>
+              </w:rPr>
+              <w:t xml:space="preserve">（若存在）等（以代码为准）。</w:t>
             </w:r>
           </w:p>
         </w:tc>
@@ -3005,9 +2799,9 @@
         </w:pict>
       </w:r>
     </w:p>
+    <w:bookmarkEnd w:id="17"/>
     <w:bookmarkEnd w:id="18"/>
-    <w:bookmarkEnd w:id="19"/>
-    <w:bookmarkStart w:id="20" w:name="localstorage-键一览下发链路"/>
+    <w:bookmarkStart w:id="19" w:name="localstorage-键一览下发链路"/>
     <w:p>
       <w:pPr>
         <w:pStyle w:val="Heading2"/>
@@ -3341,112 +3135,6 @@
           </w:p>
         </w:tc>
       </w:tr>
-      <w:tr>
-        <w:tc>
-          <w:tcPr/>
-          <w:p>
-            <w:pPr>
-              <w:pStyle w:val="Compact"/>
-            </w:pPr>
-            <w:r>
-              <w:rPr>
-                <w:rStyle w:val="VerbatimChar"/>
-              </w:rPr>
-              <w:t xml:space="preserve">distribute_date</w:t>
-            </w:r>
-          </w:p>
-        </w:tc>
-        <w:tc>
-          <w:tcPr/>
-          <w:p>
-            <w:pPr>
-              <w:pStyle w:val="Compact"/>
-            </w:pPr>
-            <w:r>
-              <w:rPr>
-                <w:rStyle w:val="VerbatimChar"/>
-              </w:rPr>
-              <w:t xml:space="preserve">distribute-time</w:t>
-            </w:r>
-          </w:p>
-        </w:tc>
-        <w:tc>
-          <w:tcPr/>
-          <w:p>
-            <w:pPr>
-              <w:pStyle w:val="Compact"/>
-            </w:pPr>
-            <w:r>
-              <w:rPr>
-                <w:rFonts w:hint="eastAsia"/>
-              </w:rPr>
-              <w:t xml:space="preserve">下发日期</w:t>
-            </w:r>
-            <w:r>
-              <w:t xml:space="preserve"> </w:t>
-            </w:r>
-            <w:r>
-              <w:rPr>
-                <w:rStyle w:val="VerbatimChar"/>
-              </w:rPr>
-              <w:t xml:space="preserve">YYYY-MM-DD</w:t>
-            </w:r>
-          </w:p>
-        </w:tc>
-      </w:tr>
-      <w:tr>
-        <w:tc>
-          <w:tcPr/>
-          <w:p>
-            <w:pPr>
-              <w:pStyle w:val="Compact"/>
-            </w:pPr>
-            <w:r>
-              <w:rPr>
-                <w:rStyle w:val="VerbatimChar"/>
-              </w:rPr>
-              <w:t xml:space="preserve">distribute_time</w:t>
-            </w:r>
-          </w:p>
-        </w:tc>
-        <w:tc>
-          <w:tcPr/>
-          <w:p>
-            <w:pPr>
-              <w:pStyle w:val="Compact"/>
-            </w:pPr>
-            <w:r>
-              <w:rPr>
-                <w:rStyle w:val="VerbatimChar"/>
-              </w:rPr>
-              <w:t xml:space="preserve">distribute-time</w:t>
-            </w:r>
-          </w:p>
-        </w:tc>
-        <w:tc>
-          <w:tcPr/>
-          <w:p>
-            <w:pPr>
-              <w:pStyle w:val="Compact"/>
-            </w:pPr>
-            <w:r>
-              <w:rPr>
-                <w:rFonts w:hint="eastAsia"/>
-              </w:rPr>
-              <w:t xml:space="preserve">下发时间</w:t>
-            </w:r>
-            <w:r>
-              <w:t xml:space="preserve"> </w:t>
-            </w:r>
-            <w:r>
-              <w:rPr>
-                <w:rStyle w:val="VerbatimChar"/>
-              </w:rPr>
-              <w:t xml:space="preserve">HH:mm</w:t>
-            </w:r>
-          </w:p>
-        </w:tc>
-      </w:tr>
     </w:tbl>
     <w:p>
       <w:pPr>
@@ -3474,7 +3162,37 @@
         <w:rPr>
           <w:rFonts w:hint="eastAsia"/>
         </w:rPr>
-        <w:t xml:space="preserve">中清除（避免污染下一次下发）。</w:t>
+        <w:t xml:space="preserve">中清除（避免污染下一次下发）。历史版本中若曾写入</w:t>
+      </w:r>
+      <w:r>
+        <w:t xml:space="preserve"> </w:t>
+      </w:r>
+      <w:r>
+        <w:rPr>
+          <w:rStyle w:val="VerbatimChar"/>
+        </w:rPr>
+        <w:t xml:space="preserve">distribute_date</w:t>
+      </w:r>
+      <w:r>
+        <w:t xml:space="preserve"> </w:t>
+      </w:r>
+      <w:r>
+        <w:t xml:space="preserve">/</w:t>
+      </w:r>
+      <w:r>
+        <w:t xml:space="preserve"> </w:t>
+      </w:r>
+      <w:r>
+        <w:rPr>
+          <w:rStyle w:val="VerbatimChar"/>
+        </w:rPr>
+        <w:t xml:space="preserve">distribute_time</w:t>
+      </w:r>
+      <w:r>
+        <w:rPr>
+          <w:rFonts w:hint="eastAsia"/>
+        </w:rPr>
+        <w:t xml:space="preserve">，完成页也会一并清理。</w:t>
       </w:r>
     </w:p>
     <w:p>
@@ -3484,8 +3202,8 @@
         </w:pict>
       </w:r>
     </w:p>
-    <w:bookmarkEnd w:id="20"/>
-    <w:bookmarkStart w:id="21" w:name="流程图页面级"/>
+    <w:bookmarkEnd w:id="19"/>
+    <w:bookmarkStart w:id="20" w:name="流程图页面级"/>
     <w:p>
       <w:pPr>
         <w:pStyle w:val="Heading2"/>
@@ -3601,7 +3319,7 @@
           <w:rStyle w:val="VerbatimChar"/>
           <w:rFonts w:hint="eastAsia"/>
         </w:rPr>
-        <w:t xml:space="preserve">[下发四步]</w:t>
+        <w:t xml:space="preserve">[下发三步]</w:t>
       </w:r>
       <w:r>
         <w:br/>
@@ -3628,7 +3346,7 @@
         <w:rPr>
           <w:rStyle w:val="VerbatimChar"/>
         </w:rPr>
-        <w:t xml:space="preserve">    D[distribute-time.html]</w:t>
+        <w:t xml:space="preserve">    E[effective-time.html]</w:t>
       </w:r>
       <w:r>
         <w:br/>
@@ -3637,7 +3355,7 @@
         <w:rPr>
           <w:rStyle w:val="VerbatimChar"/>
         </w:rPr>
-        <w:t xml:space="preserve">    E[effective-time.html]</w:t>
+        <w:t xml:space="preserve">  end</w:t>
       </w:r>
       <w:r>
         <w:br/>
@@ -3646,7 +3364,7 @@
         <w:rPr>
           <w:rStyle w:val="VerbatimChar"/>
         </w:rPr>
-        <w:t xml:space="preserve">  end</w:t>
+        <w:t xml:space="preserve">  A --&gt; L</w:t>
       </w:r>
       <w:r>
         <w:br/>
@@ -3655,7 +3373,7 @@
         <w:rPr>
           <w:rStyle w:val="VerbatimChar"/>
         </w:rPr>
-        <w:t xml:space="preserve">  A --&gt; L</w:t>
+        <w:t xml:space="preserve">  L --&gt; C</w:t>
       </w:r>
       <w:r>
         <w:br/>
@@ -3664,7 +3382,7 @@
         <w:rPr>
           <w:rStyle w:val="VerbatimChar"/>
         </w:rPr>
-        <w:t xml:space="preserve">  L --&gt; C</w:t>
+        <w:t xml:space="preserve">  L --&gt; S</w:t>
       </w:r>
       <w:r>
         <w:br/>
@@ -3673,7 +3391,20 @@
         <w:rPr>
           <w:rStyle w:val="VerbatimChar"/>
         </w:rPr>
-        <w:t xml:space="preserve">  L --&gt; S</w:t>
+        <w:t xml:space="preserve">  C </w:t>
+      </w:r>
+      <w:r>
+        <w:rPr>
+          <w:rStyle w:val="VerbatimChar"/>
+          <w:rFonts w:hint="eastAsia"/>
+        </w:rPr>
+        <w:t xml:space="preserve">--&gt;|保存|</w:t>
+      </w:r>
+      <w:r>
+        <w:rPr>
+          <w:rStyle w:val="VerbatimChar"/>
+        </w:rPr>
+        <w:t xml:space="preserve"> L</w:t>
       </w:r>
       <w:r>
         <w:br/>
@@ -3689,13 +3420,13 @@
           <w:rStyle w:val="VerbatimChar"/>
           <w:rFonts w:hint="eastAsia"/>
         </w:rPr>
-        <w:t xml:space="preserve">--&gt;|保存|</w:t>
+        <w:t xml:space="preserve">--&gt;|下发门店|</w:t>
       </w:r>
       <w:r>
         <w:rPr>
           <w:rStyle w:val="VerbatimChar"/>
         </w:rPr>
-        <w:t xml:space="preserve"> L</w:t>
+        <w:t xml:space="preserve"> S</w:t>
       </w:r>
       <w:r>
         <w:br/>
@@ -3704,29 +3435,7 @@
         <w:rPr>
           <w:rStyle w:val="VerbatimChar"/>
         </w:rPr>
-        <w:t xml:space="preserve">  C </w:t>
-      </w:r>
-      <w:r>
-        <w:rPr>
-          <w:rStyle w:val="VerbatimChar"/>
-          <w:rFonts w:hint="eastAsia"/>
-        </w:rPr>
-        <w:t xml:space="preserve">--&gt;|下发门店|</w:t>
-      </w:r>
-      <w:r>
-        <w:rPr>
-          <w:rStyle w:val="VerbatimChar"/>
-        </w:rPr>
-        <w:t xml:space="preserve"> S</w:t>
-      </w:r>
-      <w:r>
-        <w:br/>
-      </w:r>
-      <w:r>
-        <w:rPr>
-          <w:rStyle w:val="VerbatimChar"/>
-        </w:rPr>
-        <w:t xml:space="preserve">  S --&gt; H --&gt; D --&gt; E</w:t>
+        <w:t xml:space="preserve">  S --&gt; H --&gt; E</w:t>
       </w:r>
       <w:r>
         <w:br/>
@@ -3772,7 +3481,7 @@
         <w:rPr>
           <w:rStyle w:val="VerbatimChar"/>
         </w:rPr>
-        <w:t xml:space="preserve">store-select.html → channel-select.html → distribute-time.html → effective-time.html → kiosk-theme-list.html</w:t>
+        <w:t xml:space="preserve">store-select.html → channel-select.html → effective-time.html → kiosk-theme-list.html</w:t>
       </w:r>
     </w:p>
     <w:p>
@@ -3782,8 +3491,8 @@
         </w:pict>
       </w:r>
     </w:p>
-    <w:bookmarkEnd w:id="21"/>
-    <w:bookmarkStart w:id="22" w:name="可选关联页面非主线必经"/>
+    <w:bookmarkEnd w:id="20"/>
+    <w:bookmarkStart w:id="21" w:name="可选关联页面非主线必经"/>
     <w:p>
       <w:pPr>
         <w:pStyle w:val="Heading2"/>
@@ -4023,8 +3732,8 @@
         </w:pict>
       </w:r>
     </w:p>
-    <w:bookmarkEnd w:id="22"/>
-    <w:bookmarkStart w:id="23" w:name="完成后在列表上可做什么"/>
+    <w:bookmarkEnd w:id="21"/>
+    <w:bookmarkStart w:id="22" w:name="完成后在列表上可做什么"/>
     <w:p>
       <w:pPr>
         <w:pStyle w:val="Heading2"/>
@@ -4064,7 +3773,51 @@
         <w:rPr>
           <w:rFonts w:hint="eastAsia"/>
         </w:rPr>
-        <w:t xml:space="preserve">，主题已具备下发时间、生效时间、渠道与门店结果等字段。后续可：</w:t>
+        <w:t xml:space="preserve">，主题已具备生效时间、</w:t>
+      </w:r>
+      <w:r>
+        <w:rPr>
+          <w:rFonts w:hint="eastAsia"/>
+          <w:b/>
+          <w:bCs/>
+        </w:rPr>
+        <w:t xml:space="preserve">展示渠道</w:t>
+      </w:r>
+      <w:r>
+        <w:rPr>
+          <w:rFonts w:hint="eastAsia"/>
+        </w:rPr>
+        <w:t xml:space="preserve">与门店结果等字段（</w:t>
+      </w:r>
+      <w:r>
+        <w:rPr>
+          <w:rStyle w:val="VerbatimChar"/>
+        </w:rPr>
+        <w:t xml:space="preserve">distributeTime</w:t>
+      </w:r>
+      <w:r>
+        <w:t xml:space="preserve"> </w:t>
+      </w:r>
+      <w:r>
+        <w:rPr>
+          <w:rFonts w:hint="eastAsia"/>
+        </w:rPr>
+        <w:t xml:space="preserve">为占位</w:t>
+      </w:r>
+      <w:r>
+        <w:t xml:space="preserve"> </w:t>
+      </w:r>
+      <w:r>
+        <w:rPr>
+          <w:rStyle w:val="VerbatimChar"/>
+        </w:rPr>
+        <w:t xml:space="preserve">'--'</w:t>
+      </w:r>
+      <w:r>
+        <w:rPr>
+          <w:rFonts w:hint="eastAsia"/>
+        </w:rPr>
+        <w:t xml:space="preserve">，列表不展示「下发时间」行）。后续可：</w:t>
       </w:r>
     </w:p>
     <w:p>
@@ -4090,21 +3843,6 @@
           <w:b/>
           <w:bCs/>
         </w:rPr>
-        <w:t xml:space="preserve">下发状态</w:t>
-      </w:r>
-      <w:r>
-        <w:rPr>
-          <w:b/>
-          <w:bCs/>
-        </w:rPr>
-        <w:t xml:space="preserve"> / </w:t>
-      </w:r>
-      <w:r>
-        <w:rPr>
-          <w:rFonts w:hint="eastAsia"/>
-          <w:b/>
-          <w:bCs/>
-        </w:rPr>
         <w:t xml:space="preserve">生效状态</w:t>
       </w:r>
       <w:r>
@@ -4129,7 +3867,27 @@
         <w:rPr>
           <w:rFonts w:hint="eastAsia"/>
         </w:rPr>
-        <w:t xml:space="preserve">）；</w:t>
+        <w:t xml:space="preserve">）；门店同步结果在</w:t>
+      </w:r>
+      <w:r>
+        <w:t xml:space="preserve"> </w:t>
+      </w:r>
+      <w:r>
+        <w:rPr>
+          <w:rFonts w:hint="eastAsia"/>
+          <w:b/>
+          <w:bCs/>
+        </w:rPr>
+        <w:t xml:space="preserve">下发门店详情</w:t>
+      </w:r>
+      <w:r>
+        <w:t xml:space="preserve"> </w:t>
+      </w:r>
+      <w:r>
+        <w:rPr>
+          <w:rFonts w:hint="eastAsia"/>
+        </w:rPr>
+        <w:t xml:space="preserve">中查看；</w:t>
       </w:r>
       <w:r>
         <w:br/>
@@ -4245,8 +4003,8 @@
         </w:pict>
       </w:r>
     </w:p>
-    <w:bookmarkEnd w:id="23"/>
-    <w:bookmarkStart w:id="24" w:name="相关文件索引"/>
+    <w:bookmarkEnd w:id="22"/>
+    <w:bookmarkStart w:id="23" w:name="相关文件索引"/>
     <w:p>
       <w:pPr>
         <w:pStyle w:val="Heading2"/>
@@ -4264,7 +4022,8 @@
     <w:tbl>
       <w:tblPr>
         <w:tblStyle w:val="Table"/>
-        <w:tblW w:type="auto" w:w="0"/>
+        <w:tblW w:type="pct" w:w="5000"/>
+        <w:tblLayout w:type="fixed"/>
         <w:tblLook w:firstRow="1" w:lastRow="0" w:firstColumn="0" w:lastColumn="0" w:noHBand="0" w:noVBand="0" w:val="0020"/>
       </w:tblPr>
       <w:tblGrid>
@@ -4483,7 +4242,7 @@
               <w:rPr>
                 <w:rStyle w:val="VerbatimChar"/>
               </w:rPr>
-              <w:t xml:space="preserve">distribute-time.html</w:t>
+              <w:t xml:space="preserve">effective-time.html</w:t>
             </w:r>
           </w:p>
         </w:tc>
@@ -4506,7 +4265,7 @@
               <w:rPr>
                 <w:rFonts w:hint="eastAsia"/>
               </w:rPr>
-              <w:t xml:space="preserve">步</w:t>
+              <w:t xml:space="preserve">步与完成写库</w:t>
             </w:r>
           </w:p>
         </w:tc>
@@ -4521,31 +4280,23 @@
             <w:r>
               <w:rPr>
                 <w:rStyle w:val="VerbatimChar"/>
-              </w:rPr>
-              <w:t xml:space="preserve">effective-time.html</w:t>
-            </w:r>
-          </w:p>
-        </w:tc>
-        <w:tc>
-          <w:tcPr/>
-          <w:p>
-            <w:pPr>
-              <w:pStyle w:val="Compact"/>
-            </w:pPr>
-            <w:r>
-              <w:rPr>
-                <w:rFonts w:hint="eastAsia"/>
-              </w:rPr>
-              <w:t xml:space="preserve">下发第</w:t>
-            </w:r>
-            <w:r>
-              <w:t xml:space="preserve"> 4 </w:t>
-            </w:r>
-            <w:r>
-              <w:rPr>
-                <w:rFonts w:hint="eastAsia"/>
-              </w:rPr>
-              <w:t xml:space="preserve">步与完成写库</w:t>
+                <w:rFonts w:hint="eastAsia"/>
+              </w:rPr>
+              <w:t xml:space="preserve">屏保状态与操作说明.md</w:t>
+            </w:r>
+          </w:p>
+        </w:tc>
+        <w:tc>
+          <w:tcPr/>
+          <w:p>
+            <w:pPr>
+              <w:pStyle w:val="Compact"/>
+            </w:pPr>
+            <w:r>
+              <w:rPr>
+                <w:rFonts w:hint="eastAsia"/>
+              </w:rPr>
+              <w:t xml:space="preserve">状态、操作、流转定义</w:t>
             </w:r>
           </w:p>
         </w:tc>
@@ -4562,21 +4313,104 @@
                 <w:rStyle w:val="VerbatimChar"/>
                 <w:rFonts w:hint="eastAsia"/>
               </w:rPr>
-              <w:t xml:space="preserve">屏保状态与操作说明.md</w:t>
-            </w:r>
-          </w:p>
-        </w:tc>
-        <w:tc>
-          <w:tcPr/>
-          <w:p>
-            <w:pPr>
-              <w:pStyle w:val="Compact"/>
-            </w:pPr>
-            <w:r>
-              <w:rPr>
-                <w:rFonts w:hint="eastAsia"/>
-              </w:rPr>
-              <w:t xml:space="preserve">状态、操作、流转定义</w:t>
+              <w:t xml:space="preserve">下发门店详情产品说明.md</w:t>
+            </w:r>
+          </w:p>
+        </w:tc>
+        <w:tc>
+          <w:tcPr/>
+          <w:p>
+            <w:pPr>
+              <w:pStyle w:val="Compact"/>
+            </w:pPr>
+            <w:r>
+              <w:rPr>
+                <w:rFonts w:hint="eastAsia"/>
+              </w:rPr>
+              <w:t xml:space="preserve">列表「下发门店详情」弹窗产品说明</w:t>
+            </w:r>
+          </w:p>
+        </w:tc>
+      </w:tr>
+      <w:tr>
+        <w:tc>
+          <w:tcPr/>
+          <w:p>
+            <w:pPr>
+              <w:pStyle w:val="Compact"/>
+            </w:pPr>
+            <w:r>
+              <w:rPr>
+                <w:rStyle w:val="VerbatimChar"/>
+                <w:rFonts w:hint="eastAsia"/>
+              </w:rPr>
+              <w:t xml:space="preserve">屏保图片预览产品说明.md</w:t>
+            </w:r>
+          </w:p>
+        </w:tc>
+        <w:tc>
+          <w:tcPr/>
+          <w:p>
+            <w:pPr>
+              <w:pStyle w:val="Compact"/>
+            </w:pPr>
+            <w:r>
+              <w:rPr>
+                <w:rFonts w:hint="eastAsia"/>
+              </w:rPr>
+              <w:t xml:space="preserve">列表缩略图大图预览产品说明</w:t>
+            </w:r>
+          </w:p>
+        </w:tc>
+      </w:tr>
+      <w:tr>
+        <w:tc>
+          <w:tcPr/>
+          <w:p>
+            <w:pPr>
+              <w:pStyle w:val="Compact"/>
+            </w:pPr>
+            <w:r>
+              <w:rPr>
+                <w:rStyle w:val="VerbatimChar"/>
+                <w:rFonts w:hint="eastAsia"/>
+              </w:rPr>
+              <w:t xml:space="preserve">屏保新建到完成流程说明.docx</w:t>
+            </w:r>
+          </w:p>
+        </w:tc>
+        <w:tc>
+          <w:tcPr/>
+          <w:p>
+            <w:pPr>
+              <w:pStyle w:val="Compact"/>
+            </w:pPr>
+            <w:r>
+              <w:t xml:space="preserve">Word </w:t>
+            </w:r>
+            <w:r>
+              <w:rPr>
+                <w:rFonts w:hint="eastAsia"/>
+              </w:rPr>
+              <w:t xml:space="preserve">版（由本</w:t>
+            </w:r>
+            <w:r>
+              <w:t xml:space="preserve"> Markdown </w:t>
+            </w:r>
+            <w:r>
+              <w:rPr>
+                <w:rFonts w:hint="eastAsia"/>
+              </w:rPr>
+              <w:t xml:space="preserve">导出，修订</w:t>
+            </w:r>
+            <w:r>
+              <w:t xml:space="preserve"> md </w:t>
+            </w:r>
+            <w:r>
+              <w:rPr>
+                <w:rFonts w:hint="eastAsia"/>
+              </w:rPr>
+              <w:t xml:space="preserve">后需重新导出）</w:t>
             </w:r>
           </w:p>
         </w:tc>
@@ -4617,8 +4451,121 @@
         <w:t xml:space="preserve">行为一致；若页面或存储键有变更，请同步修订本文。</w:t>
       </w:r>
     </w:p>
+    <w:p>
+      <w:pPr>
+        <w:pStyle w:val="BodyText"/>
+      </w:pPr>
+      <w:r>
+        <w:rPr>
+          <w:rFonts w:hint="eastAsia"/>
+          <w:i/>
+          <w:iCs/>
+        </w:rPr>
+        <w:t xml:space="preserve">重新生成</w:t>
+      </w:r>
+      <w:r>
+        <w:rPr>
+          <w:i/>
+          <w:iCs/>
+        </w:rPr>
+        <w:t xml:space="preserve"> </w:t>
+      </w:r>
+      <w:r>
+        <w:rPr>
+          <w:rFonts w:hint="eastAsia"/>
+          <w:i/>
+          <w:iCs/>
+        </w:rPr>
+        <w:t xml:space="preserve">Word：在项目目录执行</w:t>
+      </w:r>
+      <w:r>
+        <w:rPr>
+          <w:i/>
+          <w:iCs/>
+        </w:rPr>
+        <w:t xml:space="preserve"> </w:t>
+      </w:r>
+      <w:r>
+        <w:rPr>
+          <w:rStyle w:val="VerbatimChar"/>
+          <w:i/>
+          <w:iCs/>
+        </w:rPr>
+        <w:t xml:space="preserve">python -c "import pypandoc; </w:t>
+      </w:r>
+      <w:r>
+        <w:rPr>
+          <w:rStyle w:val="VerbatimChar"/>
+          <w:rFonts w:hint="eastAsia"/>
+          <w:i/>
+          <w:iCs/>
+        </w:rPr>
+        <w:t xml:space="preserve">pypandoc.convert_file('屏保新建到完成流程说明.md','docx',outputfile='屏保新建到完成流程说明.docx',extra_args=['--standalone'])"</w:t>
+      </w:r>
+      <w:r>
+        <w:rPr>
+          <w:rFonts w:hint="eastAsia"/>
+          <w:i/>
+          <w:iCs/>
+        </w:rPr>
+        <w:t xml:space="preserve">（需已安装</w:t>
+      </w:r>
+      <w:r>
+        <w:rPr>
+          <w:i/>
+          <w:iCs/>
+        </w:rPr>
+        <w:t xml:space="preserve"> </w:t>
+      </w:r>
+      <w:r>
+        <w:rPr>
+          <w:rStyle w:val="VerbatimChar"/>
+          <w:i/>
+          <w:iCs/>
+        </w:rPr>
+        <w:t xml:space="preserve">pypandoc</w:t>
+      </w:r>
+      <w:r>
+        <w:rPr>
+          <w:i/>
+          <w:iCs/>
+        </w:rPr>
+        <w:t xml:space="preserve"> </w:t>
+      </w:r>
+      <w:r>
+        <w:rPr>
+          <w:rFonts w:hint="eastAsia"/>
+          <w:i/>
+          <w:iCs/>
+        </w:rPr>
+        <w:t xml:space="preserve">与</w:t>
+      </w:r>
+      <w:r>
+        <w:rPr>
+          <w:i/>
+          <w:iCs/>
+        </w:rPr>
+        <w:t xml:space="preserve"> </w:t>
+      </w:r>
+      <w:r>
+        <w:rPr>
+          <w:rStyle w:val="VerbatimChar"/>
+          <w:i/>
+          <w:iCs/>
+        </w:rPr>
+        <w:t xml:space="preserve">pypandoc_binary</w:t>
+      </w:r>
+      <w:r>
+        <w:rPr>
+          <w:rFonts w:hint="eastAsia"/>
+          <w:i/>
+          <w:iCs/>
+        </w:rPr>
+        <w:t xml:space="preserve">）。</w:t>
+      </w:r>
+    </w:p>
+    <w:bookmarkEnd w:id="23"/>
     <w:bookmarkEnd w:id="24"/>
-    <w:bookmarkEnd w:id="25"/>
     <w:sectPr>
       <w:footnotePr>
         <w:numRestart w:val="eachSect"/>
